--- a/resources/data/convenio-practicas-template.docx
+++ b/resources/data/convenio-practicas-template.docx
@@ -268,7 +268,15 @@
           <w:color w:val="242424"/>
           <w:shd w:val="clear" w:color="auto" w:fill="FFFFFF"/>
         </w:rPr>
-        <w:t>${DIRECCION_TRABAJADOR}</w:t>
+        <w:t xml:space="preserve">${DIRECCION_TRABAJADOR}</w:t>
+      </w:r>
+      <w:r>
+        <w:rPr>
+          <w:rFonts w:ascii="Aptos Narrow" w:hAnsi="Aptos Narrow"/>
+          <w:color w:val="242424"/>
+          <w:shd w:val="clear" w:color="auto" w:fill="FFFFFF"/>
+        </w:rPr>
+        <w:t xml:space="preserve"> </w:t>
       </w:r>
       <w:r>
         <w:rPr>
@@ -292,7 +300,20 @@
           <w:lang w:val="es-PE" w:eastAsia="es-PE"/>
           <w14:ligatures w14:val="none"/>
         </w:rPr>
-        <w:t xml:space="preserve"> ${UNIVERSIDAD}</w:t>
+        <w:t xml:space="preserve"> </w:t>
+      </w:r>
+      <w:r>
+        <w:rPr>
+          <w:rFonts w:ascii="Arial" w:eastAsia="Times New Roman" w:hAnsi="Arial" w:cs="Arial"/>
+          <w:b/>
+          <w:bCs/>
+          <w:kern w:val="0"/>
+          <w:sz w:val="18"/>
+          <w:szCs w:val="18"/>
+          <w:lang w:val="es-PE" w:eastAsia="es-PE"/>
+          <w14:ligatures w14:val="none"/>
+        </w:rPr>
+        <w:t>${UNIVERSIDAD}</w:t>
       </w:r>
       <w:r>
         <w:rPr>
@@ -382,7 +403,29 @@
           <w:lang w:val="es-PE" w:eastAsia="es-PE"/>
           <w14:ligatures w14:val="none"/>
         </w:rPr>
-        <w:t xml:space="preserve">LA EMPRESA es una persona jurídica incorporada en el Registro Nacional de la Micro y Pequeña Empresa (REMYPE), cuyo objeto social se encuentra vinculado a actividades de telecomunicaciones, y requiere contar con apoyo formativo en el área de ${AREA_PRACTICAS} para fortalecer sus procesos internos. </w:t>
+        <w:t xml:space="preserve">LA EMPRESA es una persona jurídica incorporada en el Registro Nacional de la Micro y Pequeña Empresa (REMYPE), cuyo objeto social se encuentra vinculado a actividades de telecomunicaciones, y requiere contar con apoyo formativo en el área de </w:t>
+      </w:r>
+      <w:r>
+        <w:rPr>
+          <w:rFonts w:ascii="Arial" w:eastAsia="Times New Roman" w:hAnsi="Arial" w:cs="Arial"/>
+          <w:kern w:val="0"/>
+          <w:sz w:val="18"/>
+          <w:szCs w:val="18"/>
+          <w:lang w:val="es-PE" w:eastAsia="es-PE"/>
+          <w14:ligatures w14:val="none"/>
+        </w:rPr>
+        <w:t>${AREA_PRACTICAS}</w:t>
+      </w:r>
+      <w:r>
+        <w:rPr>
+          <w:rFonts w:ascii="Arial" w:eastAsia="Times New Roman" w:hAnsi="Arial" w:cs="Arial"/>
+          <w:kern w:val="0"/>
+          <w:sz w:val="18"/>
+          <w:szCs w:val="18"/>
+          <w:lang w:val="es-PE" w:eastAsia="es-PE"/>
+          <w14:ligatures w14:val="none"/>
+        </w:rPr>
+        <w:t xml:space="preserve"> para fortalecer sus procesos internos. </w:t>
       </w:r>
     </w:p>
     <w:p>
@@ -474,18 +517,18 @@
           <w:lang w:val="es-PE" w:eastAsia="es-PE"/>
           <w14:ligatures w14:val="none"/>
         </w:rPr>
-        <w:t xml:space="preserve">área de ${AREA_PRACTICAS}</w:t>
-      </w:r>
-      <w:r>
-        <w:rPr>
-          <w:rFonts w:ascii="Arial" w:eastAsia="Times New Roman" w:hAnsi="Arial" w:cs="Arial"/>
-          <w:kern w:val="0"/>
-          <w:sz w:val="18"/>
-          <w:szCs w:val="18"/>
-          <w:lang w:val="es-PE" w:eastAsia="es-PE"/>
-          <w14:ligatures w14:val="none"/>
-        </w:rPr>
-        <w:t>, complementando su formación académica mediante el aprendizaje y la participación en labores vinculadas a su especialidad.</w:t>
+        <w:t xml:space="preserve">área de ${AREA_PRACTICAS} </w:t>
+      </w:r>
+      <w:r>
+        <w:rPr>
+          <w:rFonts w:ascii="Arial" w:eastAsia="Times New Roman" w:hAnsi="Arial" w:cs="Arial"/>
+          <w:kern w:val="0"/>
+          <w:sz w:val="18"/>
+          <w:szCs w:val="18"/>
+          <w:lang w:val="es-PE" w:eastAsia="es-PE"/>
+          <w14:ligatures w14:val="none"/>
+        </w:rPr>
+        <w:t xml:space="preserve">, complementando su formación académica mediante el aprendizaje y la participación en labores vinculadas a su especialidad.</w:t>
       </w:r>
     </w:p>
     <w:p>
@@ -540,7 +583,29 @@
           <w:lang w:val="es-PE" w:eastAsia="es-PE"/>
           <w14:ligatures w14:val="none"/>
         </w:rPr>
-        <w:t xml:space="preserve">El presente convenio tiene por finalidad que EL PRACTICANTE desarrolle y consolide conocimientos, habilidades y competencias propias de su formación académica, a través de experiencias reales de trabajo en el área de ${AREA_PRACTICAS} de la EMPRESA, bajo supervisión y orientación.</w:t>
+        <w:t xml:space="preserve">El presente convenio tiene por finalidad que EL PRACTICANTE desarrolle y consolide conocimientos, habilidades y competencias propias de su formación académica, a través de experiencias reales de trabajo en el área de </w:t>
+      </w:r>
+      <w:r>
+        <w:rPr>
+          <w:rFonts w:ascii="Arial" w:eastAsia="Times New Roman" w:hAnsi="Arial" w:cs="Arial"/>
+          <w:kern w:val="0"/>
+          <w:sz w:val="18"/>
+          <w:szCs w:val="18"/>
+          <w:lang w:val="es-PE" w:eastAsia="es-PE"/>
+          <w14:ligatures w14:val="none"/>
+        </w:rPr>
+        <w:t>${AREA_PRACTICAS}</w:t>
+      </w:r>
+      <w:r>
+        <w:rPr>
+          <w:rFonts w:ascii="Arial" w:eastAsia="Times New Roman" w:hAnsi="Arial" w:cs="Arial"/>
+          <w:kern w:val="0"/>
+          <w:sz w:val="18"/>
+          <w:szCs w:val="18"/>
+          <w:lang w:val="es-PE" w:eastAsia="es-PE"/>
+          <w14:ligatures w14:val="none"/>
+        </w:rPr>
+        <w:t xml:space="preserve"> de la EMPRESA, bajo supervisión y orientación.</w:t>
       </w:r>
     </w:p>
     <w:p>
@@ -608,7 +673,7 @@
           <w:lang w:val="es-PE" w:eastAsia="es-PE"/>
           <w14:ligatures w14:val="none"/>
         </w:rPr>
-        <w:t xml:space="preserve">${DURACION_CONVENIO}</w:t>
+        <w:t xml:space="preserve">3 meses</w:t>
       </w:r>
       <w:r>
         <w:rPr>
@@ -948,7 +1013,7 @@
           <w:lang w:val="es-PE" w:eastAsia="es-PE"/>
           <w14:ligatures w14:val="none"/>
         </w:rPr>
-        <w:t xml:space="preserve">${SUBVENCION_NUMERO} (${SUBVENCION_LETRAS})</w:t>
+        <w:t xml:space="preserve">S/ 1,230.00  (Mil ciento treinta y 00/100 soles)</w:t>
       </w:r>
       <w:r>
         <w:rPr>
@@ -1099,6 +1164,7 @@
           <w:lang w:val="es-PE" w:eastAsia="es-PE"/>
           <w14:ligatures w14:val="none"/>
         </w:rPr>
+        <w:lastRenderedPageBreak/>
         <w:t>OCTAVO. - ACTIVIDADES FORMATIVAS</w:t>
       </w:r>
     </w:p>
@@ -1136,7 +1202,7 @@
           <w:sz w:val="18"/>
           <w:szCs w:val="18"/>
         </w:rPr>
-        <w:t>Marketing Digital</w:t>
+        <w:t>${AREA_PRACTICAS}</w:t>
       </w:r>
       <w:r>
         <w:rPr>
@@ -1563,7 +1629,20 @@
           <w:lang w:val="es-PE" w:eastAsia="es-PE"/>
           <w14:ligatures w14:val="none"/>
         </w:rPr>
-        <w:t xml:space="preserve">actividades adicionales afines a su formación y al Marketing digital</w:t>
+        <w:t xml:space="preserve">actividades adicionales afines a su formación y al </w:t>
+      </w:r>
+      <w:r>
+        <w:rPr>
+          <w:rFonts w:ascii="Arial" w:eastAsia="Times New Roman" w:hAnsi="Arial" w:cs="Arial"/>
+          <w:b/>
+          <w:bCs/>
+          <w:kern w:val="0"/>
+          <w:sz w:val="18"/>
+          <w:szCs w:val="18"/>
+          <w:lang w:val="es-PE" w:eastAsia="es-PE"/>
+          <w14:ligatures w14:val="none"/>
+        </w:rPr>
+        <w:t>${AREA_PRACTICAS}</w:t>
       </w:r>
       <w:r>
         <w:rPr>
@@ -2213,7 +2292,29 @@
           <w:lang w:val="es-PE" w:eastAsia="es-PE"/>
           <w14:ligatures w14:val="none"/>
         </w:rPr>
-        <w:t xml:space="preserve">Leído que fue el presente convenio, las partes lo firman en señal de conformidad, por duplicado, en la ciudad de lima, a los ${FECHA_FIRMA_CONVENIO}.</w:t>
+        <w:t xml:space="preserve">Leído que fue el presente convenio, las partes lo firman en señal de conformidad, por duplicado, en la ciudad de lima, a los </w:t>
+      </w:r>
+      <w:r>
+        <w:rPr>
+          <w:rFonts w:ascii="Arial" w:eastAsia="Times New Roman" w:hAnsi="Arial" w:cs="Arial"/>
+          <w:kern w:val="0"/>
+          <w:sz w:val="18"/>
+          <w:szCs w:val="18"/>
+          <w:lang w:val="es-PE" w:eastAsia="es-PE"/>
+          <w14:ligatures w14:val="none"/>
+        </w:rPr>
+        <w:t xml:space="preserve">${FECHA_FIRMA_CONVENIO}</w:t>
+      </w:r>
+      <w:r>
+        <w:rPr>
+          <w:rFonts w:ascii="Arial" w:eastAsia="Times New Roman" w:hAnsi="Arial" w:cs="Arial"/>
+          <w:kern w:val="0"/>
+          <w:sz w:val="18"/>
+          <w:szCs w:val="18"/>
+          <w:lang w:val="es-PE" w:eastAsia="es-PE"/>
+          <w14:ligatures w14:val="none"/>
+        </w:rPr>
+        <w:t>.</w:t>
       </w:r>
     </w:p>
     <w:p>
@@ -2373,29 +2474,7 @@
                                 <w:sz w:val="20"/>
                                 <w:szCs w:val="20"/>
                               </w:rPr>
-                              <w:fldChar w:fldCharType="begin"/>
-                              <w:instrText xml:space="preserve"> MERGEFIELD TIPO_DE____DCTO </w:instrText>
-                              <w:fldChar w:fldCharType="separate"/>
-                            </w:r>
-                            <w:r>
-                              <w:rPr>
-                                <w:b/>
-                                <w:bCs/>
-                                <w:noProof/>
-                                <w:sz w:val="20"/>
-                                <w:szCs w:val="20"/>
-                              </w:rPr>
-                              <w:t>DNI</w:t>
-                            </w:r>
-                            <w:r>
-                              <w:rPr>
-                                <w:b/>
-                                <w:bCs/>
-                                <w:sz w:val="20"/>
-                                <w:szCs w:val="20"/>
-                              </w:rPr>
-                              <w:fldChar w:fldCharType="end"/>
-                              <w:t xml:space="preserve"> </w:t>
+                              <w:t xml:space="preserve">${TIPO_DOCUMENTO} </w:t>
                             </w:r>
                             <w:r>
                               <w:rPr>
@@ -2513,29 +2592,7 @@
                           <w:sz w:val="20"/>
                           <w:szCs w:val="20"/>
                         </w:rPr>
-                        <w:fldChar w:fldCharType="begin"/>
-                        <w:instrText xml:space="preserve"> MERGEFIELD TIPO_DE____DCTO </w:instrText>
-                        <w:fldChar w:fldCharType="separate"/>
-                      </w:r>
-                      <w:r>
-                        <w:rPr>
-                          <w:b/>
-                          <w:bCs/>
-                          <w:noProof/>
-                          <w:sz w:val="20"/>
-                          <w:szCs w:val="20"/>
-                        </w:rPr>
-                        <w:t>DNI</w:t>
-                      </w:r>
-                      <w:r>
-                        <w:rPr>
-                          <w:b/>
-                          <w:bCs/>
-                          <w:sz w:val="20"/>
-                          <w:szCs w:val="20"/>
-                        </w:rPr>
-                        <w:fldChar w:fldCharType="end"/>
-                        <w:t xml:space="preserve"> </w:t>
+                        <w:t xml:space="preserve">${TIPO_DOCUMENTO} </w:t>
                       </w:r>
                       <w:r>
                         <w:rPr>

--- a/resources/data/convenio-practicas-template.docx
+++ b/resources/data/convenio-practicas-template.docx
@@ -660,20 +660,20 @@
           <w:lang w:val="es-PE" w:eastAsia="es-PE"/>
           <w14:ligatures w14:val="none"/>
         </w:rPr>
-        <w:t xml:space="preserve">El presente convenio tendrá una duración de </w:t>
-      </w:r>
-      <w:r>
-        <w:rPr>
-          <w:rFonts w:ascii="Arial" w:eastAsia="Times New Roman" w:hAnsi="Arial" w:cs="Arial"/>
-          <w:b/>
-          <w:bCs/>
-          <w:kern w:val="0"/>
-          <w:sz w:val="18"/>
-          <w:szCs w:val="18"/>
-          <w:lang w:val="es-PE" w:eastAsia="es-PE"/>
-          <w14:ligatures w14:val="none"/>
-        </w:rPr>
-        <w:t xml:space="preserve">3 meses</w:t>
+        <w:t xml:space="preserve">El presente convenio tendrá una duración de ${DURACION_CONVENIO}</w:t>
+      </w:r>
+      <w:r>
+        <w:rPr>
+          <w:rFonts w:ascii="Arial" w:eastAsia="Times New Roman" w:hAnsi="Arial" w:cs="Arial"/>
+          <w:b/>
+          <w:bCs/>
+          <w:kern w:val="0"/>
+          <w:sz w:val="18"/>
+          <w:szCs w:val="18"/>
+          <w:lang w:val="es-PE" w:eastAsia="es-PE"/>
+          <w14:ligatures w14:val="none"/>
+        </w:rPr>
+        <w:t xml:space="preserve"/>
       </w:r>
       <w:r>
         <w:rPr>
